--- a/labs/lab_report/finished_report/266430069 段辉园 python实验报告四.docx
+++ b/labs/lab_report/finished_report/266430069 段辉园 python实验报告四.docx
@@ -1,6 +1,6 @@
 
 <file path=word/document.xml><?xml version="1.0" encoding="utf-8"?>
-<w:document xmlns:wpc="http://schemas.microsoft.com/office/word/2010/wordprocessingCanvas" xmlns:cx="http://schemas.microsoft.com/office/drawing/2014/chartex" xmlns:mc="http://schemas.openxmlformats.org/markup-compatibility/2006" xmlns:o="urn:schemas-microsoft-com:office:office" xmlns:r="http://schemas.openxmlformats.org/officeDocument/2006/relationships" xmlns:m="http://schemas.openxmlformats.org/officeDocument/2006/math" xmlns:v="urn:schemas-microsoft-com:vml" xmlns:wp14="http://schemas.microsoft.com/office/word/2010/wordprocessingDrawing" xmlns:wp="http://schemas.openxmlformats.org/drawingml/2006/wordprocessingDrawing" xmlns:w10="urn:schemas-microsoft-com:office:word" xmlns:w="http://schemas.openxmlformats.org/wordprocessingml/2006/main" xmlns:w14="http://schemas.microsoft.com/office/word/2010/wordml" xmlns:w15="http://schemas.microsoft.com/office/word/2012/wordml" xmlns:w16se="http://schemas.microsoft.com/office/word/2015/wordml/symex" xmlns:wpg="http://schemas.microsoft.com/office/word/2010/wordprocessingGroup" xmlns:wpi="http://schemas.microsoft.com/office/word/2010/wordprocessingInk" xmlns:wne="http://schemas.microsoft.com/office/word/2006/wordml" xmlns:wps="http://schemas.microsoft.com/office/word/2010/wordprocessingShape" mc:Ignorable="w14 w15 w16se wp14">
+<w:document xmlns:wpc="http://schemas.microsoft.com/office/word/2010/wordprocessingCanvas" xmlns:cx="http://schemas.microsoft.com/office/drawing/2014/chartex" xmlns:cx1="http://schemas.microsoft.com/office/drawing/2015/9/8/chartex" xmlns:cx2="http://schemas.microsoft.com/office/drawing/2015/10/21/chartex" xmlns:cx3="http://schemas.microsoft.com/office/drawing/2016/5/9/chartex" xmlns:cx4="http://schemas.microsoft.com/office/drawing/2016/5/10/chartex" xmlns:cx5="http://schemas.microsoft.com/office/drawing/2016/5/11/chartex" xmlns:cx6="http://schemas.microsoft.com/office/drawing/2016/5/12/chartex" xmlns:cx7="http://schemas.microsoft.com/office/drawing/2016/5/13/chartex" xmlns:cx8="http://schemas.microsoft.com/office/drawing/2016/5/14/chartex" xmlns:mc="http://schemas.openxmlformats.org/markup-compatibility/2006" xmlns:aink="http://schemas.microsoft.com/office/drawing/2016/ink" xmlns:am3d="http://schemas.microsoft.com/office/drawing/2017/model3d" xmlns:o="urn:schemas-microsoft-com:office:office" xmlns:oel="http://schemas.microsoft.com/office/2019/extlst" xmlns:r="http://schemas.openxmlformats.org/officeDocument/2006/relationships" xmlns:m="http://schemas.openxmlformats.org/officeDocument/2006/math" xmlns:v="urn:schemas-microsoft-com:vml" xmlns:wp14="http://schemas.microsoft.com/office/word/2010/wordprocessingDrawing" xmlns:wp="http://schemas.openxmlformats.org/drawingml/2006/wordprocessingDrawing" xmlns:w10="urn:schemas-microsoft-com:office:word" xmlns:w="http://schemas.openxmlformats.org/wordprocessingml/2006/main" xmlns:w14="http://schemas.microsoft.com/office/word/2010/wordml" xmlns:w15="http://schemas.microsoft.com/office/word/2012/wordml" xmlns:w16cex="http://schemas.microsoft.com/office/word/2018/wordml/cex" xmlns:w16cid="http://schemas.microsoft.com/office/word/2016/wordml/cid" xmlns:w16="http://schemas.microsoft.com/office/word/2018/wordml" xmlns:w16sdtdh="http://schemas.microsoft.com/office/word/2020/wordml/sdtdatahash" xmlns:w16se="http://schemas.microsoft.com/office/word/2015/wordml/symex" xmlns:wpg="http://schemas.microsoft.com/office/word/2010/wordprocessingGroup" xmlns:wpi="http://schemas.microsoft.com/office/word/2010/wordprocessingInk" xmlns:wne="http://schemas.microsoft.com/office/word/2006/wordml" xmlns:wps="http://schemas.microsoft.com/office/word/2010/wordprocessingShape" mc:Ignorable="w14 w15 w16se w16cid w16 w16cex w16sdtdh wp14">
   <w:body>
     <w:p>
       <w:pPr>
@@ -332,7 +332,6 @@
         </w:rPr>
         <w:t xml:space="preserve">  </w:t>
       </w:r>
-      <w:proofErr w:type="gramStart"/>
       <w:r>
         <w:rPr>
           <w:rFonts w:ascii="Times New Roman" w:eastAsia="宋体" w:hAnsi="Times New Roman" w:cs="Times New Roman" w:hint="eastAsia"/>
@@ -342,7 +341,6 @@
         </w:rPr>
         <w:t>段辉园</w:t>
       </w:r>
-      <w:proofErr w:type="gramEnd"/>
       <w:r>
         <w:rPr>
           <w:rFonts w:ascii="Times New Roman" w:eastAsia="宋体" w:hAnsi="Times New Roman" w:cs="Times New Roman"/>
@@ -377,7 +375,6 @@
         </w:rPr>
         <w:t xml:space="preserve">  </w:t>
       </w:r>
-      <w:proofErr w:type="gramStart"/>
       <w:r>
         <w:rPr>
           <w:rFonts w:ascii="Times New Roman" w:eastAsia="宋体" w:hAnsi="Times New Roman" w:cs="Times New Roman" w:hint="eastAsia"/>
@@ -387,7 +384,6 @@
         </w:rPr>
         <w:t>计科</w:t>
       </w:r>
-      <w:proofErr w:type="gramEnd"/>
       <w:r>
         <w:rPr>
           <w:rFonts w:ascii="Times New Roman" w:eastAsia="宋体" w:hAnsi="Times New Roman" w:cs="Times New Roman" w:hint="eastAsia"/>
@@ -548,7 +544,7 @@
               <w:spacing w:line="276" w:lineRule="auto"/>
               <w:ind w:right="1123"/>
               <w:rPr>
-                <w:rFonts w:ascii="宋体" w:eastAsia="宋体" w:hAnsi="宋体" w:cs="宋体"/>
+                <w:rFonts w:ascii="宋体" w:eastAsia="宋体" w:hAnsi="宋体" w:cs="宋体" w:hint="eastAsia"/>
                 <w:sz w:val="24"/>
                 <w:szCs w:val="24"/>
               </w:rPr>
@@ -567,7 +563,7 @@
               <w:spacing w:line="276" w:lineRule="auto"/>
               <w:ind w:right="1123"/>
               <w:rPr>
-                <w:rFonts w:ascii="宋体" w:eastAsia="宋体" w:hAnsi="宋体" w:cs="宋体"/>
+                <w:rFonts w:ascii="宋体" w:eastAsia="宋体" w:hAnsi="宋体" w:cs="宋体" w:hint="eastAsia"/>
                 <w:sz w:val="24"/>
                 <w:szCs w:val="24"/>
               </w:rPr>
@@ -586,7 +582,7 @@
               <w:spacing w:line="276" w:lineRule="auto"/>
               <w:ind w:right="1123"/>
               <w:rPr>
-                <w:rFonts w:ascii="宋体" w:hAnsi="宋体"/>
+                <w:rFonts w:ascii="宋体" w:hAnsi="宋体" w:hint="eastAsia"/>
                 <w:szCs w:val="21"/>
               </w:rPr>
             </w:pPr>
@@ -596,7 +592,7 @@
               <w:spacing w:line="276" w:lineRule="auto"/>
               <w:ind w:right="1123"/>
               <w:rPr>
-                <w:rFonts w:ascii="宋体" w:eastAsia="宋体" w:hAnsi="宋体" w:cs="宋体"/>
+                <w:rFonts w:ascii="宋体" w:eastAsia="宋体" w:hAnsi="宋体" w:cs="宋体" w:hint="eastAsia"/>
                 <w:sz w:val="24"/>
                 <w:szCs w:val="24"/>
               </w:rPr>
@@ -615,7 +611,7 @@
               <w:spacing w:line="276" w:lineRule="auto"/>
               <w:ind w:right="1123"/>
               <w:rPr>
-                <w:rFonts w:ascii="宋体" w:eastAsia="宋体" w:hAnsi="宋体" w:cs="宋体"/>
+                <w:rFonts w:ascii="宋体" w:eastAsia="宋体" w:hAnsi="宋体" w:cs="宋体" w:hint="eastAsia"/>
                 <w:sz w:val="24"/>
                 <w:szCs w:val="24"/>
               </w:rPr>
@@ -634,7 +630,7 @@
               <w:spacing w:line="276" w:lineRule="auto"/>
               <w:ind w:right="1123"/>
               <w:rPr>
-                <w:rFonts w:ascii="宋体" w:eastAsia="宋体" w:hAnsi="宋体" w:cs="宋体"/>
+                <w:rFonts w:ascii="宋体" w:eastAsia="宋体" w:hAnsi="宋体" w:cs="宋体" w:hint="eastAsia"/>
                 <w:sz w:val="24"/>
                 <w:szCs w:val="24"/>
               </w:rPr>
@@ -653,7 +649,7 @@
               <w:spacing w:line="276" w:lineRule="auto"/>
               <w:ind w:right="1123"/>
               <w:rPr>
-                <w:rFonts w:ascii="宋体" w:eastAsia="宋体" w:hAnsi="宋体" w:cs="宋体"/>
+                <w:rFonts w:ascii="宋体" w:eastAsia="宋体" w:hAnsi="宋体" w:cs="宋体" w:hint="eastAsia"/>
                 <w:sz w:val="24"/>
                 <w:szCs w:val="24"/>
               </w:rPr>
@@ -672,7 +668,7 @@
               <w:spacing w:line="276" w:lineRule="auto"/>
               <w:ind w:right="1123"/>
               <w:rPr>
-                <w:rFonts w:ascii="宋体" w:eastAsia="宋体" w:hAnsi="宋体" w:cs="宋体"/>
+                <w:rFonts w:ascii="宋体" w:eastAsia="宋体" w:hAnsi="宋体" w:cs="宋体" w:hint="eastAsia"/>
                 <w:sz w:val="24"/>
                 <w:szCs w:val="24"/>
               </w:rPr>
@@ -691,62 +687,26 @@
               <w:spacing w:line="276" w:lineRule="auto"/>
               <w:ind w:right="1123"/>
               <w:rPr>
-                <w:rFonts w:ascii="宋体" w:eastAsia="宋体" w:hAnsi="宋体" w:cs="宋体"/>
-                <w:sz w:val="24"/>
-                <w:szCs w:val="24"/>
-              </w:rPr>
-            </w:pPr>
-            <w:r>
-              <w:rPr>
-                <w:rFonts w:ascii="宋体" w:eastAsia="宋体" w:hAnsi="宋体" w:cs="宋体" w:hint="eastAsia"/>
-                <w:sz w:val="24"/>
-                <w:szCs w:val="24"/>
-              </w:rPr>
-              <w:t>5、熟悉删除字符串指定字符的方式，能够通过strip()、</w:t>
-            </w:r>
-            <w:proofErr w:type="spellStart"/>
-            <w:r>
-              <w:rPr>
-                <w:rFonts w:ascii="宋体" w:eastAsia="宋体" w:hAnsi="宋体" w:cs="宋体" w:hint="eastAsia"/>
-                <w:sz w:val="24"/>
-                <w:szCs w:val="24"/>
-              </w:rPr>
-              <w:t>lstrip</w:t>
-            </w:r>
-            <w:proofErr w:type="spellEnd"/>
-            <w:r>
-              <w:rPr>
-                <w:rFonts w:ascii="宋体" w:eastAsia="宋体" w:hAnsi="宋体" w:cs="宋体" w:hint="eastAsia"/>
-                <w:sz w:val="24"/>
-                <w:szCs w:val="24"/>
-              </w:rPr>
-              <w:t xml:space="preserve">()和 </w:t>
-            </w:r>
-            <w:proofErr w:type="spellStart"/>
-            <w:r>
-              <w:rPr>
-                <w:rFonts w:ascii="宋体" w:eastAsia="宋体" w:hAnsi="宋体" w:cs="宋体" w:hint="eastAsia"/>
-                <w:sz w:val="24"/>
-                <w:szCs w:val="24"/>
-              </w:rPr>
-              <w:t>rstrip</w:t>
-            </w:r>
-            <w:proofErr w:type="spellEnd"/>
-            <w:r>
-              <w:rPr>
-                <w:rFonts w:ascii="宋体" w:eastAsia="宋体" w:hAnsi="宋体" w:cs="宋体" w:hint="eastAsia"/>
-                <w:sz w:val="24"/>
-                <w:szCs w:val="24"/>
-              </w:rPr>
-              <w:t>()方法删除字符串的指定字符</w:t>
-            </w:r>
-          </w:p>
-          <w:p>
-            <w:pPr>
-              <w:spacing w:line="276" w:lineRule="auto"/>
-              <w:ind w:right="1123"/>
-              <w:rPr>
-                <w:rFonts w:ascii="宋体" w:eastAsia="宋体" w:hAnsi="宋体" w:cs="宋体"/>
+                <w:rFonts w:ascii="宋体" w:eastAsia="宋体" w:hAnsi="宋体" w:cs="宋体" w:hint="eastAsia"/>
+                <w:sz w:val="24"/>
+                <w:szCs w:val="24"/>
+              </w:rPr>
+            </w:pPr>
+            <w:r>
+              <w:rPr>
+                <w:rFonts w:ascii="宋体" w:eastAsia="宋体" w:hAnsi="宋体" w:cs="宋体" w:hint="eastAsia"/>
+                <w:sz w:val="24"/>
+                <w:szCs w:val="24"/>
+              </w:rPr>
+              <w:t>5、熟悉删除字符串指定字符的方式，能够通过strip()、lstrip()和 rstrip()方法删除字符串的指定字符</w:t>
+            </w:r>
+          </w:p>
+          <w:p>
+            <w:pPr>
+              <w:spacing w:line="276" w:lineRule="auto"/>
+              <w:ind w:right="1123"/>
+              <w:rPr>
+                <w:rFonts w:ascii="宋体" w:eastAsia="宋体" w:hAnsi="宋体" w:cs="宋体" w:hint="eastAsia"/>
                 <w:sz w:val="24"/>
                 <w:szCs w:val="24"/>
               </w:rPr>
@@ -765,73 +725,37 @@
               <w:spacing w:line="276" w:lineRule="auto"/>
               <w:ind w:right="1123"/>
               <w:rPr>
-                <w:rFonts w:ascii="宋体" w:eastAsia="宋体" w:hAnsi="宋体" w:cs="宋体"/>
-                <w:sz w:val="24"/>
-                <w:szCs w:val="24"/>
-              </w:rPr>
-            </w:pPr>
-            <w:r>
-              <w:rPr>
-                <w:rFonts w:ascii="宋体" w:eastAsia="宋体" w:hAnsi="宋体" w:cs="宋体" w:hint="eastAsia"/>
-                <w:sz w:val="24"/>
-                <w:szCs w:val="24"/>
-              </w:rPr>
-              <w:t>7、熟悉字符串的对齐，能够通过center()、</w:t>
-            </w:r>
-            <w:proofErr w:type="spellStart"/>
-            <w:r>
-              <w:rPr>
-                <w:rFonts w:ascii="宋体" w:eastAsia="宋体" w:hAnsi="宋体" w:cs="宋体" w:hint="eastAsia"/>
-                <w:sz w:val="24"/>
-                <w:szCs w:val="24"/>
-              </w:rPr>
-              <w:t>ljust</w:t>
-            </w:r>
-            <w:proofErr w:type="spellEnd"/>
-            <w:r>
-              <w:rPr>
-                <w:rFonts w:ascii="宋体" w:eastAsia="宋体" w:hAnsi="宋体" w:cs="宋体" w:hint="eastAsia"/>
-                <w:sz w:val="24"/>
-                <w:szCs w:val="24"/>
-              </w:rPr>
-              <w:t>()、</w:t>
-            </w:r>
-            <w:proofErr w:type="spellStart"/>
-            <w:r>
-              <w:rPr>
-                <w:rFonts w:ascii="宋体" w:eastAsia="宋体" w:hAnsi="宋体" w:cs="宋体" w:hint="eastAsia"/>
-                <w:sz w:val="24"/>
-                <w:szCs w:val="24"/>
-              </w:rPr>
-              <w:t>rjust</w:t>
-            </w:r>
-            <w:proofErr w:type="spellEnd"/>
-            <w:r>
-              <w:rPr>
-                <w:rFonts w:ascii="宋体" w:eastAsia="宋体" w:hAnsi="宋体" w:cs="宋体" w:hint="eastAsia"/>
-                <w:sz w:val="24"/>
-                <w:szCs w:val="24"/>
-              </w:rPr>
-              <w:t>()方法实现字符串的对齐</w:t>
-            </w:r>
-          </w:p>
-          <w:p>
-            <w:pPr>
-              <w:spacing w:line="276" w:lineRule="auto"/>
-              <w:ind w:right="1123"/>
-              <w:rPr>
-                <w:rFonts w:ascii="宋体" w:eastAsia="宋体" w:hAnsi="宋体" w:cs="宋体"/>
-                <w:sz w:val="24"/>
-                <w:szCs w:val="24"/>
-              </w:rPr>
-            </w:pPr>
-          </w:p>
-          <w:p>
-            <w:pPr>
-              <w:spacing w:line="276" w:lineRule="auto"/>
-              <w:ind w:right="1123"/>
-              <w:rPr>
-                <w:rFonts w:ascii="宋体" w:eastAsia="宋体" w:hAnsi="宋体" w:cs="宋体"/>
+                <w:rFonts w:ascii="宋体" w:eastAsia="宋体" w:hAnsi="宋体" w:cs="宋体" w:hint="eastAsia"/>
+                <w:sz w:val="24"/>
+                <w:szCs w:val="24"/>
+              </w:rPr>
+            </w:pPr>
+            <w:r>
+              <w:rPr>
+                <w:rFonts w:ascii="宋体" w:eastAsia="宋体" w:hAnsi="宋体" w:cs="宋体" w:hint="eastAsia"/>
+                <w:sz w:val="24"/>
+                <w:szCs w:val="24"/>
+              </w:rPr>
+              <w:t>7、熟悉字符串的对齐，能够通过center()、ljust()、rjust()方法实现字符串的对齐</w:t>
+            </w:r>
+          </w:p>
+          <w:p>
+            <w:pPr>
+              <w:spacing w:line="276" w:lineRule="auto"/>
+              <w:ind w:right="1123"/>
+              <w:rPr>
+                <w:rFonts w:ascii="宋体" w:eastAsia="宋体" w:hAnsi="宋体" w:cs="宋体" w:hint="eastAsia"/>
+                <w:sz w:val="24"/>
+                <w:szCs w:val="24"/>
+              </w:rPr>
+            </w:pPr>
+          </w:p>
+          <w:p>
+            <w:pPr>
+              <w:spacing w:line="276" w:lineRule="auto"/>
+              <w:ind w:right="1123"/>
+              <w:rPr>
+                <w:rFonts w:ascii="宋体" w:eastAsia="宋体" w:hAnsi="宋体" w:cs="宋体" w:hint="eastAsia"/>
                 <w:sz w:val="24"/>
                 <w:szCs w:val="24"/>
               </w:rPr>
@@ -850,7 +774,7 @@
               <w:spacing w:line="276" w:lineRule="auto"/>
               <w:ind w:right="1123"/>
               <w:rPr>
-                <w:rFonts w:ascii="宋体" w:eastAsia="宋体" w:hAnsi="宋体" w:cs="宋体"/>
+                <w:rFonts w:ascii="宋体" w:eastAsia="宋体" w:hAnsi="宋体" w:cs="宋体" w:hint="eastAsia"/>
                 <w:sz w:val="24"/>
                 <w:szCs w:val="24"/>
               </w:rPr>
@@ -869,18 +793,18 @@
               <w:spacing w:line="276" w:lineRule="auto"/>
               <w:ind w:right="1123"/>
               <w:rPr>
-                <w:rFonts w:ascii="宋体" w:eastAsia="宋体" w:hAnsi="宋体" w:cs="宋体"/>
-                <w:sz w:val="24"/>
-                <w:szCs w:val="24"/>
-              </w:rPr>
-            </w:pPr>
-          </w:p>
-          <w:p>
-            <w:pPr>
-              <w:spacing w:line="276" w:lineRule="auto"/>
-              <w:ind w:right="1123"/>
-              <w:rPr>
-                <w:rFonts w:ascii="宋体" w:eastAsia="宋体" w:hAnsi="宋体" w:cs="宋体"/>
+                <w:rFonts w:ascii="宋体" w:eastAsia="宋体" w:hAnsi="宋体" w:cs="宋体" w:hint="eastAsia"/>
+                <w:sz w:val="24"/>
+                <w:szCs w:val="24"/>
+              </w:rPr>
+            </w:pPr>
+          </w:p>
+          <w:p>
+            <w:pPr>
+              <w:spacing w:line="276" w:lineRule="auto"/>
+              <w:ind w:right="1123"/>
+              <w:rPr>
+                <w:rFonts w:ascii="宋体" w:eastAsia="宋体" w:hAnsi="宋体" w:cs="宋体" w:hint="eastAsia"/>
                 <w:sz w:val="24"/>
                 <w:szCs w:val="24"/>
               </w:rPr>
@@ -899,7 +823,7 @@
               <w:spacing w:line="276" w:lineRule="auto"/>
               <w:ind w:right="1123"/>
               <w:rPr>
-                <w:rFonts w:ascii="宋体" w:eastAsia="宋体" w:hAnsi="宋体" w:cs="宋体"/>
+                <w:rFonts w:ascii="宋体" w:eastAsia="宋体" w:hAnsi="宋体" w:cs="宋体" w:hint="eastAsia"/>
                 <w:sz w:val="24"/>
                 <w:szCs w:val="24"/>
               </w:rPr>
@@ -918,7 +842,7 @@
               <w:spacing w:line="276" w:lineRule="auto"/>
               <w:ind w:right="1123"/>
               <w:rPr>
-                <w:rFonts w:ascii="宋体" w:eastAsia="宋体" w:hAnsi="宋体" w:cs="宋体"/>
+                <w:rFonts w:ascii="宋体" w:eastAsia="宋体" w:hAnsi="宋体" w:cs="宋体" w:hint="eastAsia"/>
                 <w:sz w:val="24"/>
                 <w:szCs w:val="24"/>
               </w:rPr>
@@ -933,55 +857,55 @@
               <w:spacing w:line="276" w:lineRule="auto"/>
               <w:ind w:right="1123"/>
               <w:rPr>
+                <w:rFonts w:ascii="宋体" w:eastAsia="宋体" w:hAnsi="宋体" w:cs="宋体" w:hint="eastAsia"/>
+                <w:sz w:val="24"/>
+                <w:szCs w:val="24"/>
+              </w:rPr>
+            </w:pPr>
+            <w:r>
+              <w:rPr>
+                <w:rFonts w:ascii="宋体" w:eastAsia="宋体" w:hAnsi="宋体" w:cs="宋体" w:hint="eastAsia"/>
+                <w:sz w:val="24"/>
+                <w:szCs w:val="24"/>
+              </w:rPr>
+              <w:t>实验步骤</w:t>
+            </w:r>
+          </w:p>
+          <w:p>
+            <w:pPr>
+              <w:spacing w:line="276" w:lineRule="auto"/>
+              <w:ind w:right="1123"/>
+              <w:rPr>
+                <w:rFonts w:ascii="宋体" w:eastAsia="宋体" w:hAnsi="宋体" w:cs="宋体" w:hint="eastAsia"/>
+                <w:sz w:val="24"/>
+                <w:szCs w:val="24"/>
+              </w:rPr>
+            </w:pPr>
+          </w:p>
+          <w:p>
+            <w:pPr>
+              <w:spacing w:line="276" w:lineRule="auto"/>
+              <w:ind w:right="1123"/>
+              <w:rPr>
+                <w:rFonts w:ascii="宋体" w:eastAsia="宋体" w:hAnsi="宋体" w:cs="宋体" w:hint="eastAsia"/>
+                <w:sz w:val="24"/>
+                <w:szCs w:val="24"/>
+              </w:rPr>
+            </w:pPr>
+            <w:r>
+              <w:rPr>
+                <w:rFonts w:ascii="宋体" w:eastAsia="宋体" w:hAnsi="宋体" w:cs="宋体" w:hint="eastAsia"/>
+                <w:sz w:val="24"/>
+                <w:szCs w:val="24"/>
+              </w:rPr>
+              <w:t>答：1</w:t>
+            </w:r>
+            <w:r>
+              <w:rPr>
                 <w:rFonts w:ascii="宋体" w:eastAsia="宋体" w:hAnsi="宋体" w:cs="宋体"/>
                 <w:sz w:val="24"/>
                 <w:szCs w:val="24"/>
               </w:rPr>
-            </w:pPr>
-            <w:r>
-              <w:rPr>
-                <w:rFonts w:ascii="宋体" w:eastAsia="宋体" w:hAnsi="宋体" w:cs="宋体" w:hint="eastAsia"/>
-                <w:sz w:val="24"/>
-                <w:szCs w:val="24"/>
-              </w:rPr>
-              <w:t>实验步骤</w:t>
-            </w:r>
-          </w:p>
-          <w:p>
-            <w:pPr>
-              <w:spacing w:line="276" w:lineRule="auto"/>
-              <w:ind w:right="1123"/>
-              <w:rPr>
-                <w:rFonts w:ascii="宋体" w:eastAsia="宋体" w:hAnsi="宋体" w:cs="宋体"/>
-                <w:sz w:val="24"/>
-                <w:szCs w:val="24"/>
-              </w:rPr>
-            </w:pPr>
-          </w:p>
-          <w:p>
-            <w:pPr>
-              <w:spacing w:line="276" w:lineRule="auto"/>
-              <w:ind w:right="1123"/>
-              <w:rPr>
-                <w:rFonts w:ascii="宋体" w:eastAsia="宋体" w:hAnsi="宋体" w:cs="宋体"/>
-                <w:sz w:val="24"/>
-                <w:szCs w:val="24"/>
-              </w:rPr>
-            </w:pPr>
-            <w:r>
-              <w:rPr>
-                <w:rFonts w:ascii="宋体" w:eastAsia="宋体" w:hAnsi="宋体" w:cs="宋体" w:hint="eastAsia"/>
-                <w:sz w:val="24"/>
-                <w:szCs w:val="24"/>
-              </w:rPr>
-              <w:t>答：1</w:t>
-            </w:r>
-            <w:r>
-              <w:rPr>
-                <w:rFonts w:ascii="宋体" w:eastAsia="宋体" w:hAnsi="宋体" w:cs="宋体"/>
-                <w:sz w:val="24"/>
-                <w:szCs w:val="24"/>
-              </w:rPr>
               <w:t>.</w:t>
             </w:r>
             <w:r>
@@ -998,7 +922,7 @@
               <w:spacing w:line="276" w:lineRule="auto"/>
               <w:ind w:right="1123"/>
               <w:rPr>
-                <w:rFonts w:ascii="宋体" w:eastAsia="宋体" w:hAnsi="宋体" w:cs="宋体"/>
+                <w:rFonts w:ascii="宋体" w:eastAsia="宋体" w:hAnsi="宋体" w:cs="宋体" w:hint="eastAsia"/>
                 <w:sz w:val="24"/>
                 <w:szCs w:val="24"/>
               </w:rPr>
@@ -1053,49 +977,50 @@
               <w:spacing w:line="276" w:lineRule="auto"/>
               <w:ind w:right="1123"/>
               <w:rPr>
+                <w:rFonts w:ascii="宋体" w:eastAsia="宋体" w:hAnsi="宋体" w:cs="宋体" w:hint="eastAsia"/>
+                <w:sz w:val="24"/>
+                <w:szCs w:val="24"/>
+              </w:rPr>
+            </w:pPr>
+            <w:r>
+              <w:rPr>
+                <w:rFonts w:ascii="宋体" w:eastAsia="宋体" w:hAnsi="宋体" w:cs="宋体" w:hint="eastAsia"/>
+                <w:sz w:val="24"/>
+                <w:szCs w:val="24"/>
+              </w:rPr>
+              <w:t>2</w:t>
+            </w:r>
+            <w:r>
+              <w:rPr>
                 <w:rFonts w:ascii="宋体" w:eastAsia="宋体" w:hAnsi="宋体" w:cs="宋体"/>
                 <w:sz w:val="24"/>
                 <w:szCs w:val="24"/>
               </w:rPr>
-            </w:pPr>
-            <w:r>
-              <w:rPr>
-                <w:rFonts w:ascii="宋体" w:eastAsia="宋体" w:hAnsi="宋体" w:cs="宋体" w:hint="eastAsia"/>
-                <w:sz w:val="24"/>
-                <w:szCs w:val="24"/>
-              </w:rPr>
-              <w:t>2</w:t>
-            </w:r>
+              <w:t>.</w:t>
+            </w:r>
+            <w:r>
+              <w:rPr>
+                <w:rFonts w:ascii="宋体" w:eastAsia="宋体" w:hAnsi="宋体" w:cs="宋体" w:hint="eastAsia"/>
+                <w:sz w:val="24"/>
+                <w:szCs w:val="24"/>
+              </w:rPr>
+              <w:t>过滤不良词：</w:t>
+            </w:r>
+          </w:p>
+          <w:p>
+            <w:pPr>
+              <w:spacing w:line="276" w:lineRule="auto"/>
+              <w:ind w:right="1123"/>
+              <w:rPr>
+                <w:rFonts w:ascii="宋体" w:eastAsia="宋体" w:hAnsi="宋体" w:cs="宋体" w:hint="eastAsia"/>
+                <w:sz w:val="24"/>
+                <w:szCs w:val="24"/>
+              </w:rPr>
+            </w:pPr>
             <w:r>
               <w:rPr>
                 <w:rFonts w:ascii="宋体" w:eastAsia="宋体" w:hAnsi="宋体" w:cs="宋体"/>
-                <w:sz w:val="24"/>
-                <w:szCs w:val="24"/>
-              </w:rPr>
-              <w:t>.</w:t>
-            </w:r>
-            <w:r>
-              <w:rPr>
-                <w:rFonts w:ascii="宋体" w:eastAsia="宋体" w:hAnsi="宋体" w:cs="宋体" w:hint="eastAsia"/>
-                <w:sz w:val="24"/>
-                <w:szCs w:val="24"/>
-              </w:rPr>
-              <w:t>过滤不良词：</w:t>
-            </w:r>
-          </w:p>
-          <w:p>
-            <w:pPr>
-              <w:spacing w:line="276" w:lineRule="auto"/>
-              <w:ind w:right="1123"/>
-              <w:rPr>
-                <w:rFonts w:ascii="宋体" w:eastAsia="宋体" w:hAnsi="宋体" w:cs="宋体"/>
-                <w:sz w:val="24"/>
-                <w:szCs w:val="24"/>
-              </w:rPr>
-            </w:pPr>
-            <w:r>
-              <w:rPr>
-                <w:rFonts w:ascii="宋体" w:eastAsia="宋体" w:hAnsi="宋体" w:cs="宋体"/>
+                <w:noProof/>
                 <w:sz w:val="24"/>
                 <w:szCs w:val="24"/>
               </w:rPr>
@@ -1141,63 +1066,64 @@
               <w:spacing w:line="276" w:lineRule="auto"/>
               <w:ind w:right="1123"/>
               <w:rPr>
+                <w:rFonts w:ascii="宋体" w:eastAsia="宋体" w:hAnsi="宋体" w:cs="宋体" w:hint="eastAsia"/>
+                <w:sz w:val="24"/>
+                <w:szCs w:val="24"/>
+              </w:rPr>
+            </w:pPr>
+            <w:r>
+              <w:rPr>
+                <w:rFonts w:ascii="宋体" w:eastAsia="宋体" w:hAnsi="宋体" w:cs="宋体" w:hint="eastAsia"/>
+                <w:sz w:val="24"/>
+                <w:szCs w:val="24"/>
+              </w:rPr>
+              <w:t>3</w:t>
+            </w:r>
+            <w:r>
+              <w:rPr>
                 <w:rFonts w:ascii="宋体" w:eastAsia="宋体" w:hAnsi="宋体" w:cs="宋体"/>
                 <w:sz w:val="24"/>
                 <w:szCs w:val="24"/>
               </w:rPr>
-            </w:pPr>
-            <w:r>
-              <w:rPr>
-                <w:rFonts w:ascii="宋体" w:eastAsia="宋体" w:hAnsi="宋体" w:cs="宋体" w:hint="eastAsia"/>
-                <w:sz w:val="24"/>
-                <w:szCs w:val="24"/>
-              </w:rPr>
-              <w:t>3</w:t>
-            </w:r>
+              <w:t>.</w:t>
+            </w:r>
+            <w:r>
+              <w:rPr>
+                <w:rFonts w:hint="eastAsia"/>
+              </w:rPr>
+              <w:t xml:space="preserve"> </w:t>
+            </w:r>
+            <w:r>
+              <w:rPr>
+                <w:rFonts w:ascii="宋体" w:eastAsia="宋体" w:hAnsi="宋体" w:cs="宋体" w:hint="eastAsia"/>
+                <w:sz w:val="24"/>
+                <w:szCs w:val="24"/>
+              </w:rPr>
+              <w:t>地区时间格式转换器</w:t>
+            </w:r>
+            <w:r>
+              <w:rPr>
+                <w:rFonts w:ascii="宋体" w:eastAsia="宋体" w:hAnsi="宋体" w:cs="宋体" w:hint="eastAsia"/>
+                <w:sz w:val="24"/>
+                <w:szCs w:val="24"/>
+              </w:rPr>
+              <w:t>：</w:t>
+            </w:r>
+          </w:p>
+          <w:p>
+            <w:pPr>
+              <w:spacing w:line="276" w:lineRule="auto"/>
+              <w:ind w:right="1123"/>
+              <w:rPr>
+                <w:rFonts w:ascii="宋体" w:eastAsia="宋体" w:hAnsi="宋体" w:cs="宋体" w:hint="eastAsia"/>
+                <w:sz w:val="24"/>
+                <w:szCs w:val="24"/>
+              </w:rPr>
+            </w:pPr>
             <w:r>
               <w:rPr>
                 <w:rFonts w:ascii="宋体" w:eastAsia="宋体" w:hAnsi="宋体" w:cs="宋体"/>
-                <w:sz w:val="24"/>
-                <w:szCs w:val="24"/>
-              </w:rPr>
-              <w:t>.</w:t>
-            </w:r>
-            <w:r>
-              <w:rPr>
-                <w:rFonts w:hint="eastAsia"/>
-              </w:rPr>
-              <w:t xml:space="preserve"> </w:t>
-            </w:r>
-            <w:r>
-              <w:rPr>
-                <w:rFonts w:ascii="宋体" w:eastAsia="宋体" w:hAnsi="宋体" w:cs="宋体" w:hint="eastAsia"/>
-                <w:sz w:val="24"/>
-                <w:szCs w:val="24"/>
-              </w:rPr>
-              <w:t>地区时间格式转换器</w:t>
-            </w:r>
-            <w:r>
-              <w:rPr>
-                <w:rFonts w:ascii="宋体" w:eastAsia="宋体" w:hAnsi="宋体" w:cs="宋体" w:hint="eastAsia"/>
-                <w:sz w:val="24"/>
-                <w:szCs w:val="24"/>
-              </w:rPr>
-              <w:t>：</w:t>
-            </w:r>
-          </w:p>
-          <w:p>
-            <w:pPr>
-              <w:spacing w:line="276" w:lineRule="auto"/>
-              <w:ind w:right="1123"/>
-              <w:rPr>
-                <w:rFonts w:ascii="宋体" w:eastAsia="宋体" w:hAnsi="宋体" w:cs="宋体" w:hint="eastAsia"/>
-                <w:sz w:val="24"/>
-                <w:szCs w:val="24"/>
-              </w:rPr>
-            </w:pPr>
-            <w:r>
-              <w:rPr>
-                <w:rFonts w:ascii="宋体" w:eastAsia="宋体" w:hAnsi="宋体" w:cs="宋体"/>
+                <w:noProof/>
                 <w:sz w:val="24"/>
                 <w:szCs w:val="24"/>
               </w:rPr>
@@ -1244,24 +1170,22 @@
               <w:spacing w:line="276" w:lineRule="auto"/>
               <w:ind w:right="1123"/>
               <w:rPr>
-                <w:rFonts w:ascii="宋体" w:eastAsia="宋体" w:hAnsi="宋体" w:cs="宋体"/>
-                <w:sz w:val="24"/>
-                <w:szCs w:val="24"/>
-              </w:rPr>
-            </w:pPr>
-          </w:p>
-          <w:p>
-            <w:pPr>
-              <w:spacing w:line="276" w:lineRule="auto"/>
-              <w:ind w:right="1123"/>
-              <w:rPr>
-                <w:rFonts w:ascii="宋体" w:eastAsia="宋体" w:hAnsi="宋体" w:cs="宋体"/>
-                <w:sz w:val="24"/>
-                <w:szCs w:val="24"/>
-              </w:rPr>
-            </w:pPr>
-            <w:bookmarkStart w:id="0" w:name="_GoBack"/>
-            <w:bookmarkEnd w:id="0"/>
+                <w:rFonts w:ascii="宋体" w:eastAsia="宋体" w:hAnsi="宋体" w:cs="宋体" w:hint="eastAsia"/>
+                <w:sz w:val="24"/>
+                <w:szCs w:val="24"/>
+              </w:rPr>
+            </w:pPr>
+          </w:p>
+          <w:p>
+            <w:pPr>
+              <w:spacing w:line="276" w:lineRule="auto"/>
+              <w:ind w:right="1123"/>
+              <w:rPr>
+                <w:rFonts w:ascii="宋体" w:eastAsia="宋体" w:hAnsi="宋体" w:cs="宋体" w:hint="eastAsia"/>
+                <w:sz w:val="24"/>
+                <w:szCs w:val="24"/>
+              </w:rPr>
+            </w:pPr>
             <w:r>
               <w:rPr>
                 <w:rFonts w:ascii="宋体" w:eastAsia="宋体" w:hAnsi="宋体" w:cs="宋体" w:hint="eastAsia"/>
@@ -1276,7 +1200,7 @@
               <w:spacing w:line="276" w:lineRule="auto"/>
               <w:ind w:right="1123"/>
               <w:rPr>
-                <w:rFonts w:ascii="宋体" w:eastAsia="宋体" w:hAnsi="宋体" w:cs="宋体"/>
+                <w:rFonts w:ascii="宋体" w:eastAsia="宋体" w:hAnsi="宋体" w:cs="宋体" w:hint="eastAsia"/>
                 <w:sz w:val="24"/>
                 <w:szCs w:val="24"/>
               </w:rPr>
@@ -1294,19 +1218,57 @@
             <w:pPr>
               <w:spacing w:line="276" w:lineRule="auto"/>
               <w:ind w:right="1124"/>
+              <w:rPr>
+                <w:rFonts w:ascii="华文楷体" w:eastAsia="华文楷体" w:hAnsi="华文楷体" w:cs="Times New Roman" w:hint="eastAsia"/>
+                <w:sz w:val="18"/>
+                <w:szCs w:val="18"/>
+              </w:rPr>
+            </w:pPr>
+            <w:r>
+              <w:rPr>
+                <w:rFonts w:ascii="华文楷体" w:eastAsia="华文楷体" w:hAnsi="华文楷体" w:cs="Times New Roman" w:hint="eastAsia"/>
+                <w:sz w:val="18"/>
+                <w:szCs w:val="18"/>
+              </w:rPr>
+              <w:t>通过本次“字符串处理与格式化”实验，我完成了制作名片、过滤不良词语和地区时间格式转换器三个程序的编写，对</w:t>
+            </w:r>
+            <w:r>
               <w:rPr>
                 <w:rFonts w:ascii="华文楷体" w:eastAsia="华文楷体" w:hAnsi="华文楷体" w:cs="Times New Roman"/>
                 <w:sz w:val="18"/>
                 <w:szCs w:val="18"/>
               </w:rPr>
-            </w:pPr>
-            <w:r>
+              <w:t xml:space="preserve"> Python 字符串的定义、格式化、查找替换、分割拼接、删除指定字符、大小写转换以及对齐等操作有了更深入的理解和掌握。本次实验让我深刻体会到，字符串处理是 Python 编程中最基础也最常用的技能之一。无论是制作名片、过滤敏感词，还是格式化时间输出，都离不开字符串的定义、格式化、查找替换、分割拼接等操作。这些操作看似简单，但在实际应用中往往需要综合考虑输入校验、输出对齐、效率等多方面因素。</w:t>
+            </w:r>
+          </w:p>
+          <w:p>
+            <w:pPr>
+              <w:spacing w:line="276" w:lineRule="auto"/>
+              <w:ind w:right="1124"/>
               <w:rPr>
                 <w:rFonts w:ascii="华文楷体" w:eastAsia="华文楷体" w:hAnsi="华文楷体" w:cs="Times New Roman" w:hint="eastAsia"/>
                 <w:sz w:val="18"/>
                 <w:szCs w:val="18"/>
               </w:rPr>
-              <w:t>通过本次“字符串处理与格式化”实验，我完成了制作名片、过滤不良词语和地区时间格式转换器三个程序的编写，对</w:t>
+            </w:pPr>
+          </w:p>
+          <w:p>
+            <w:pPr>
+              <w:spacing w:line="276" w:lineRule="auto"/>
+              <w:ind w:right="1124"/>
+              <w:rPr>
+                <w:rFonts w:ascii="华文楷体" w:eastAsia="华文楷体" w:hAnsi="华文楷体" w:cs="Times New Roman" w:hint="eastAsia"/>
+                <w:sz w:val="18"/>
+                <w:szCs w:val="18"/>
+              </w:rPr>
+            </w:pPr>
+            <w:r>
+              <w:rPr>
+                <w:rFonts w:ascii="华文楷体" w:eastAsia="华文楷体" w:hAnsi="华文楷体" w:cs="Times New Roman" w:hint="eastAsia"/>
+                <w:sz w:val="18"/>
+                <w:szCs w:val="18"/>
+              </w:rPr>
+              <w:t>同时，我也认识到</w:t>
             </w:r>
             <w:r>
               <w:rPr>
@@ -1314,43 +1276,7 @@
                 <w:sz w:val="18"/>
                 <w:szCs w:val="18"/>
               </w:rPr>
-              <w:t xml:space="preserve"> Python 字符串的定义、格式化、查找替换、分割拼接、删除指定字符、大小写转换以及对齐等操作有了更深入的理解和掌握。本次</w:t>
-            </w:r>
-            <w:proofErr w:type="gramStart"/>
-            <w:r>
-              <w:rPr>
-                <w:rFonts w:ascii="华文楷体" w:eastAsia="华文楷体" w:hAnsi="华文楷体" w:cs="Times New Roman"/>
-                <w:sz w:val="18"/>
-                <w:szCs w:val="18"/>
-              </w:rPr>
-              <w:t>实验让</w:t>
-            </w:r>
-            <w:proofErr w:type="gramEnd"/>
-            <w:r>
-              <w:rPr>
-                <w:rFonts w:ascii="华文楷体" w:eastAsia="华文楷体" w:hAnsi="华文楷体" w:cs="Times New Roman"/>
-                <w:sz w:val="18"/>
-                <w:szCs w:val="18"/>
-              </w:rPr>
-              <w:t>我深刻体会到，字符串处理是 Python 编程中</w:t>
-            </w:r>
-            <w:proofErr w:type="gramStart"/>
-            <w:r>
-              <w:rPr>
-                <w:rFonts w:ascii="华文楷体" w:eastAsia="华文楷体" w:hAnsi="华文楷体" w:cs="Times New Roman"/>
-                <w:sz w:val="18"/>
-                <w:szCs w:val="18"/>
-              </w:rPr>
-              <w:t>最</w:t>
-            </w:r>
-            <w:proofErr w:type="gramEnd"/>
-            <w:r>
-              <w:rPr>
-                <w:rFonts w:ascii="华文楷体" w:eastAsia="华文楷体" w:hAnsi="华文楷体" w:cs="Times New Roman"/>
-                <w:sz w:val="18"/>
-                <w:szCs w:val="18"/>
-              </w:rPr>
-              <w:t>基础也最常用的技能之一。无论是制作名片、过滤敏感词，还是格式化时间输出，都离不开字符串的定义、格式化、查找替换、分割拼接等操作。这些操作看似简单，但在实际应用中往往需要综合考虑输入校验、输出对齐、效率等多方面因素。</w:t>
+              <w:t xml:space="preserve"> Python 3.10 引入的 match-case 语法为多分支条件判断提供了更优雅的写法，尤其在需要匹配多个固定值时，比 if-elif-else 更加简洁易读。此外，f-string 作为目前最推荐的字符串格式化方式，其表达能力强、可读性高，应当在日常编程中多加使用。</w:t>
             </w:r>
           </w:p>
           <w:p>
@@ -1358,63 +1284,7 @@
               <w:spacing w:line="276" w:lineRule="auto"/>
               <w:ind w:right="1124"/>
               <w:rPr>
-                <w:rFonts w:ascii="华文楷体" w:eastAsia="华文楷体" w:hAnsi="华文楷体" w:cs="Times New Roman"/>
-                <w:sz w:val="18"/>
-                <w:szCs w:val="18"/>
-              </w:rPr>
-            </w:pPr>
-          </w:p>
-          <w:p>
-            <w:pPr>
-              <w:spacing w:line="276" w:lineRule="auto"/>
-              <w:ind w:right="1124"/>
-              <w:rPr>
-                <w:rFonts w:ascii="华文楷体" w:eastAsia="华文楷体" w:hAnsi="华文楷体" w:cs="Times New Roman"/>
-                <w:sz w:val="18"/>
-                <w:szCs w:val="18"/>
-              </w:rPr>
-            </w:pPr>
-            <w:r>
-              <w:rPr>
                 <w:rFonts w:ascii="华文楷体" w:eastAsia="华文楷体" w:hAnsi="华文楷体" w:cs="Times New Roman" w:hint="eastAsia"/>
-                <w:sz w:val="18"/>
-                <w:szCs w:val="18"/>
-              </w:rPr>
-              <w:t>同时，我也认识到</w:t>
-            </w:r>
-            <w:r>
-              <w:rPr>
-                <w:rFonts w:ascii="华文楷体" w:eastAsia="华文楷体" w:hAnsi="华文楷体" w:cs="Times New Roman"/>
-                <w:sz w:val="18"/>
-                <w:szCs w:val="18"/>
-              </w:rPr>
-              <w:t xml:space="preserve"> Python 3.10 引入的 match-case 语法为多分支条件判断提供了更优雅的写法，尤其在需要匹配多个固定值时，比 if-</w:t>
-            </w:r>
-            <w:proofErr w:type="spellStart"/>
-            <w:r>
-              <w:rPr>
-                <w:rFonts w:ascii="华文楷体" w:eastAsia="华文楷体" w:hAnsi="华文楷体" w:cs="Times New Roman"/>
-                <w:sz w:val="18"/>
-                <w:szCs w:val="18"/>
-              </w:rPr>
-              <w:t>elif</w:t>
-            </w:r>
-            <w:proofErr w:type="spellEnd"/>
-            <w:r>
-              <w:rPr>
-                <w:rFonts w:ascii="华文楷体" w:eastAsia="华文楷体" w:hAnsi="华文楷体" w:cs="Times New Roman"/>
-                <w:sz w:val="18"/>
-                <w:szCs w:val="18"/>
-              </w:rPr>
-              <w:t>-else 更加简洁易读。此外，f-string 作为目前最推荐的字符串格式化方式，其表达能力强、可读性高，应当在日常编程中多加使用。</w:t>
-            </w:r>
-          </w:p>
-          <w:p>
-            <w:pPr>
-              <w:spacing w:line="276" w:lineRule="auto"/>
-              <w:ind w:right="1124"/>
-              <w:rPr>
-                <w:rFonts w:ascii="华文楷体" w:eastAsia="华文楷体" w:hAnsi="华文楷体" w:cs="Times New Roman"/>
                 <w:sz w:val="18"/>
                 <w:szCs w:val="18"/>
               </w:rPr>
@@ -1483,7 +1353,12 @@
       </w:pPr>
     </w:p>
     <w:sectPr>
-      <w:footerReference w:type="default" r:id="rId11"/>
+      <w:headerReference w:type="even" r:id="rId11"/>
+      <w:headerReference w:type="default" r:id="rId12"/>
+      <w:footerReference w:type="even" r:id="rId13"/>
+      <w:footerReference w:type="default" r:id="rId14"/>
+      <w:headerReference w:type="first" r:id="rId15"/>
+      <w:footerReference w:type="first" r:id="rId16"/>
       <w:pgSz w:w="11906" w:h="16838"/>
       <w:pgMar w:top="1440" w:right="1800" w:bottom="1440" w:left="1800" w:header="851" w:footer="992" w:gutter="0"/>
       <w:pgNumType w:start="1"/>
@@ -1495,9 +1370,14 @@
 </file>
 
 <file path=word/endnotes.xml><?xml version="1.0" encoding="utf-8"?>
-<w:endnotes xmlns:wpc="http://schemas.microsoft.com/office/word/2010/wordprocessingCanvas" xmlns:cx="http://schemas.microsoft.com/office/drawing/2014/chartex" xmlns:mc="http://schemas.openxmlformats.org/markup-compatibility/2006" xmlns:o="urn:schemas-microsoft-com:office:office" xmlns:r="http://schemas.openxmlformats.org/officeDocument/2006/relationships" xmlns:m="http://schemas.openxmlformats.org/officeDocument/2006/math" xmlns:v="urn:schemas-microsoft-com:vml" xmlns:wp14="http://schemas.microsoft.com/office/word/2010/wordprocessingDrawing" xmlns:wp="http://schemas.openxmlformats.org/drawingml/2006/wordprocessingDrawing" xmlns:w10="urn:schemas-microsoft-com:office:word" xmlns:w="http://schemas.openxmlformats.org/wordprocessingml/2006/main" xmlns:w14="http://schemas.microsoft.com/office/word/2010/wordml" xmlns:w15="http://schemas.microsoft.com/office/word/2012/wordml" xmlns:w16se="http://schemas.microsoft.com/office/word/2015/wordml/symex" xmlns:wpg="http://schemas.microsoft.com/office/word/2010/wordprocessingGroup" xmlns:wpi="http://schemas.microsoft.com/office/word/2010/wordprocessingInk" xmlns:wne="http://schemas.microsoft.com/office/word/2006/wordml" xmlns:wps="http://schemas.microsoft.com/office/word/2010/wordprocessingShape" mc:Ignorable="w14 w15 w16se wp14">
+<w:endnotes xmlns:wpc="http://schemas.microsoft.com/office/word/2010/wordprocessingCanvas" xmlns:cx="http://schemas.microsoft.com/office/drawing/2014/chartex" xmlns:cx1="http://schemas.microsoft.com/office/drawing/2015/9/8/chartex" xmlns:cx2="http://schemas.microsoft.com/office/drawing/2015/10/21/chartex" xmlns:cx3="http://schemas.microsoft.com/office/drawing/2016/5/9/chartex" xmlns:cx4="http://schemas.microsoft.com/office/drawing/2016/5/10/chartex" xmlns:cx5="http://schemas.microsoft.com/office/drawing/2016/5/11/chartex" xmlns:cx6="http://schemas.microsoft.com/office/drawing/2016/5/12/chartex" xmlns:cx7="http://schemas.microsoft.com/office/drawing/2016/5/13/chartex" xmlns:cx8="http://schemas.microsoft.com/office/drawing/2016/5/14/chartex" xmlns:mc="http://schemas.openxmlformats.org/markup-compatibility/2006" xmlns:aink="http://schemas.microsoft.com/office/drawing/2016/ink" xmlns:am3d="http://schemas.microsoft.com/office/drawing/2017/model3d" xmlns:o="urn:schemas-microsoft-com:office:office" xmlns:oel="http://schemas.microsoft.com/office/2019/extlst" xmlns:r="http://schemas.openxmlformats.org/officeDocument/2006/relationships" xmlns:m="http://schemas.openxmlformats.org/officeDocument/2006/math" xmlns:v="urn:schemas-microsoft-com:vml" xmlns:wp14="http://schemas.microsoft.com/office/word/2010/wordprocessingDrawing" xmlns:wp="http://schemas.openxmlformats.org/drawingml/2006/wordprocessingDrawing" xmlns:w10="urn:schemas-microsoft-com:office:word" xmlns:w="http://schemas.openxmlformats.org/wordprocessingml/2006/main" xmlns:w14="http://schemas.microsoft.com/office/word/2010/wordml" xmlns:w15="http://schemas.microsoft.com/office/word/2012/wordml" xmlns:w16cex="http://schemas.microsoft.com/office/word/2018/wordml/cex" xmlns:w16cid="http://schemas.microsoft.com/office/word/2016/wordml/cid" xmlns:w16="http://schemas.microsoft.com/office/word/2018/wordml" xmlns:w16sdtdh="http://schemas.microsoft.com/office/word/2020/wordml/sdtdatahash" xmlns:w16se="http://schemas.microsoft.com/office/word/2015/wordml/symex" xmlns:wpg="http://schemas.microsoft.com/office/word/2010/wordprocessingGroup" xmlns:wpi="http://schemas.microsoft.com/office/word/2010/wordprocessingInk" xmlns:wne="http://schemas.microsoft.com/office/word/2006/wordml" xmlns:wps="http://schemas.microsoft.com/office/word/2010/wordprocessingShape" mc:Ignorable="w14 w15 w16se w16cid w16 w16cex w16sdtdh wp14">
   <w:endnote w:type="separator" w:id="-1">
     <w:p>
+      <w:pPr>
+        <w:rPr>
+          <w:rFonts w:hint="eastAsia"/>
+        </w:rPr>
+      </w:pPr>
       <w:r>
         <w:separator/>
       </w:r>
@@ -1505,6 +1385,11 @@
   </w:endnote>
   <w:endnote w:type="continuationSeparator" w:id="0">
     <w:p>
+      <w:pPr>
+        <w:rPr>
+          <w:rFonts w:hint="eastAsia"/>
+        </w:rPr>
+      </w:pPr>
       <w:r>
         <w:continuationSeparator/>
       </w:r>
@@ -1514,12 +1399,25 @@
 </file>
 
 <file path=word/footer1.xml><?xml version="1.0" encoding="utf-8"?>
-<w:ftr xmlns:wpc="http://schemas.microsoft.com/office/word/2010/wordprocessingCanvas" xmlns:cx="http://schemas.microsoft.com/office/drawing/2014/chartex" xmlns:mc="http://schemas.openxmlformats.org/markup-compatibility/2006" xmlns:o="urn:schemas-microsoft-com:office:office" xmlns:r="http://schemas.openxmlformats.org/officeDocument/2006/relationships" xmlns:m="http://schemas.openxmlformats.org/officeDocument/2006/math" xmlns:v="urn:schemas-microsoft-com:vml" xmlns:wp14="http://schemas.microsoft.com/office/word/2010/wordprocessingDrawing" xmlns:wp="http://schemas.openxmlformats.org/drawingml/2006/wordprocessingDrawing" xmlns:w10="urn:schemas-microsoft-com:office:word" xmlns:w="http://schemas.openxmlformats.org/wordprocessingml/2006/main" xmlns:w14="http://schemas.microsoft.com/office/word/2010/wordml" xmlns:w15="http://schemas.microsoft.com/office/word/2012/wordml" xmlns:w16se="http://schemas.microsoft.com/office/word/2015/wordml/symex" xmlns:wpg="http://schemas.microsoft.com/office/word/2010/wordprocessingGroup" xmlns:wpi="http://schemas.microsoft.com/office/word/2010/wordprocessingInk" xmlns:wne="http://schemas.microsoft.com/office/word/2006/wordml" xmlns:wps="http://schemas.microsoft.com/office/word/2010/wordprocessingShape" mc:Ignorable="w14 w15 w16se wp14">
+<w:ftr xmlns:wpc="http://schemas.microsoft.com/office/word/2010/wordprocessingCanvas" xmlns:cx="http://schemas.microsoft.com/office/drawing/2014/chartex" xmlns:cx1="http://schemas.microsoft.com/office/drawing/2015/9/8/chartex" xmlns:cx2="http://schemas.microsoft.com/office/drawing/2015/10/21/chartex" xmlns:cx3="http://schemas.microsoft.com/office/drawing/2016/5/9/chartex" xmlns:cx4="http://schemas.microsoft.com/office/drawing/2016/5/10/chartex" xmlns:cx5="http://schemas.microsoft.com/office/drawing/2016/5/11/chartex" xmlns:cx6="http://schemas.microsoft.com/office/drawing/2016/5/12/chartex" xmlns:cx7="http://schemas.microsoft.com/office/drawing/2016/5/13/chartex" xmlns:cx8="http://schemas.microsoft.com/office/drawing/2016/5/14/chartex" xmlns:mc="http://schemas.openxmlformats.org/markup-compatibility/2006" xmlns:aink="http://schemas.microsoft.com/office/drawing/2016/ink" xmlns:am3d="http://schemas.microsoft.com/office/drawing/2017/model3d" xmlns:o="urn:schemas-microsoft-com:office:office" xmlns:oel="http://schemas.microsoft.com/office/2019/extlst" xmlns:r="http://schemas.openxmlformats.org/officeDocument/2006/relationships" xmlns:m="http://schemas.openxmlformats.org/officeDocument/2006/math" xmlns:v="urn:schemas-microsoft-com:vml" xmlns:wp14="http://schemas.microsoft.com/office/word/2010/wordprocessingDrawing" xmlns:wp="http://schemas.openxmlformats.org/drawingml/2006/wordprocessingDrawing" xmlns:w10="urn:schemas-microsoft-com:office:word" xmlns:w="http://schemas.openxmlformats.org/wordprocessingml/2006/main" xmlns:w14="http://schemas.microsoft.com/office/word/2010/wordml" xmlns:w15="http://schemas.microsoft.com/office/word/2012/wordml" xmlns:w16cex="http://schemas.microsoft.com/office/word/2018/wordml/cex" xmlns:w16cid="http://schemas.microsoft.com/office/word/2016/wordml/cid" xmlns:w16="http://schemas.microsoft.com/office/word/2018/wordml" xmlns:w16sdtdh="http://schemas.microsoft.com/office/word/2020/wordml/sdtdatahash" xmlns:w16se="http://schemas.microsoft.com/office/word/2015/wordml/symex" xmlns:wpg="http://schemas.microsoft.com/office/word/2010/wordprocessingGroup" xmlns:wpi="http://schemas.microsoft.com/office/word/2010/wordprocessingInk" xmlns:wne="http://schemas.microsoft.com/office/word/2006/wordml" xmlns:wps="http://schemas.microsoft.com/office/word/2010/wordprocessingShape" mc:Ignorable="w14 w15 w16se w16cid w16 w16cex w16sdtdh wp14">
   <w:p>
     <w:pPr>
       <w:pStyle w:val="a7"/>
       <w:rPr>
-        <w:rFonts w:ascii="宋体" w:eastAsia="宋体" w:hAnsi="宋体"/>
+        <w:rFonts w:hint="eastAsia"/>
+      </w:rPr>
+    </w:pPr>
+  </w:p>
+</w:ftr>
+</file>
+
+<file path=word/footer2.xml><?xml version="1.0" encoding="utf-8"?>
+<w:ftr xmlns:wpc="http://schemas.microsoft.com/office/word/2010/wordprocessingCanvas" xmlns:cx="http://schemas.microsoft.com/office/drawing/2014/chartex" xmlns:cx1="http://schemas.microsoft.com/office/drawing/2015/9/8/chartex" xmlns:cx2="http://schemas.microsoft.com/office/drawing/2015/10/21/chartex" xmlns:cx3="http://schemas.microsoft.com/office/drawing/2016/5/9/chartex" xmlns:cx4="http://schemas.microsoft.com/office/drawing/2016/5/10/chartex" xmlns:cx5="http://schemas.microsoft.com/office/drawing/2016/5/11/chartex" xmlns:cx6="http://schemas.microsoft.com/office/drawing/2016/5/12/chartex" xmlns:cx7="http://schemas.microsoft.com/office/drawing/2016/5/13/chartex" xmlns:cx8="http://schemas.microsoft.com/office/drawing/2016/5/14/chartex" xmlns:mc="http://schemas.openxmlformats.org/markup-compatibility/2006" xmlns:aink="http://schemas.microsoft.com/office/drawing/2016/ink" xmlns:am3d="http://schemas.microsoft.com/office/drawing/2017/model3d" xmlns:o="urn:schemas-microsoft-com:office:office" xmlns:oel="http://schemas.microsoft.com/office/2019/extlst" xmlns:r="http://schemas.openxmlformats.org/officeDocument/2006/relationships" xmlns:m="http://schemas.openxmlformats.org/officeDocument/2006/math" xmlns:v="urn:schemas-microsoft-com:vml" xmlns:wp14="http://schemas.microsoft.com/office/word/2010/wordprocessingDrawing" xmlns:wp="http://schemas.openxmlformats.org/drawingml/2006/wordprocessingDrawing" xmlns:w10="urn:schemas-microsoft-com:office:word" xmlns:w="http://schemas.openxmlformats.org/wordprocessingml/2006/main" xmlns:w14="http://schemas.microsoft.com/office/word/2010/wordml" xmlns:w15="http://schemas.microsoft.com/office/word/2012/wordml" xmlns:w16cex="http://schemas.microsoft.com/office/word/2018/wordml/cex" xmlns:w16cid="http://schemas.microsoft.com/office/word/2016/wordml/cid" xmlns:w16="http://schemas.microsoft.com/office/word/2018/wordml" xmlns:w16sdtdh="http://schemas.microsoft.com/office/word/2020/wordml/sdtdatahash" xmlns:w16se="http://schemas.microsoft.com/office/word/2015/wordml/symex" xmlns:wpg="http://schemas.microsoft.com/office/word/2010/wordprocessingGroup" xmlns:wpi="http://schemas.microsoft.com/office/word/2010/wordprocessingInk" xmlns:wne="http://schemas.microsoft.com/office/word/2006/wordml" xmlns:wps="http://schemas.microsoft.com/office/word/2010/wordprocessingShape" mc:Ignorable="w14 w15 w16se w16cid w16 w16cex w16sdtdh wp14">
+  <w:p>
+    <w:pPr>
+      <w:pStyle w:val="a7"/>
+      <w:rPr>
+        <w:rFonts w:ascii="宋体" w:eastAsia="宋体" w:hAnsi="宋体" w:hint="eastAsia"/>
         <w:b/>
         <w:sz w:val="28"/>
         <w:szCs w:val="28"/>
@@ -1542,7 +1440,27 @@
         <w:szCs w:val="28"/>
         <w:u w:val="single"/>
       </w:rPr>
-      <w:t xml:space="preserve">    </w:t>
+      <w:t xml:space="preserve">  </w:t>
+    </w:r>
+    <w:r>
+      <w:rPr>
+        <w:rFonts w:ascii="宋体" w:eastAsia="宋体" w:hAnsi="宋体" w:hint="eastAsia"/>
+        <w:b/>
+        <w:sz w:val="28"/>
+        <w:szCs w:val="28"/>
+        <w:u w:val="single"/>
+      </w:rPr>
+      <w:t>3</w:t>
+    </w:r>
+    <w:r>
+      <w:rPr>
+        <w:rFonts w:ascii="宋体" w:eastAsia="宋体" w:hAnsi="宋体"/>
+        <w:b/>
+        <w:sz w:val="28"/>
+        <w:szCs w:val="28"/>
+        <w:u w:val="single"/>
+      </w:rPr>
+      <w:t xml:space="preserve">  </w:t>
     </w:r>
     <w:r>
       <w:rPr>
@@ -1589,7 +1507,27 @@
         <w:szCs w:val="28"/>
         <w:u w:val="single"/>
       </w:rPr>
-      <w:t xml:space="preserve">     </w:t>
+      <w:t xml:space="preserve">   </w:t>
+    </w:r>
+    <w:r>
+      <w:rPr>
+        <w:rFonts w:ascii="宋体" w:eastAsia="宋体" w:hAnsi="宋体" w:hint="eastAsia"/>
+        <w:b/>
+        <w:sz w:val="28"/>
+        <w:szCs w:val="28"/>
+        <w:u w:val="single"/>
+      </w:rPr>
+      <w:t>1</w:t>
+    </w:r>
+    <w:r>
+      <w:rPr>
+        <w:rFonts w:ascii="宋体" w:eastAsia="宋体" w:hAnsi="宋体"/>
+        <w:b/>
+        <w:sz w:val="28"/>
+        <w:szCs w:val="28"/>
+        <w:u w:val="single"/>
+      </w:rPr>
+      <w:t xml:space="preserve">  </w:t>
     </w:r>
     <w:r>
       <w:rPr>
@@ -1604,15 +1542,36 @@
   <w:p>
     <w:pPr>
       <w:pStyle w:val="a7"/>
+      <w:rPr>
+        <w:rFonts w:hint="eastAsia"/>
+      </w:rPr>
+    </w:pPr>
+  </w:p>
+</w:ftr>
+</file>
+
+<file path=word/footer3.xml><?xml version="1.0" encoding="utf-8"?>
+<w:ftr xmlns:wpc="http://schemas.microsoft.com/office/word/2010/wordprocessingCanvas" xmlns:cx="http://schemas.microsoft.com/office/drawing/2014/chartex" xmlns:cx1="http://schemas.microsoft.com/office/drawing/2015/9/8/chartex" xmlns:cx2="http://schemas.microsoft.com/office/drawing/2015/10/21/chartex" xmlns:cx3="http://schemas.microsoft.com/office/drawing/2016/5/9/chartex" xmlns:cx4="http://schemas.microsoft.com/office/drawing/2016/5/10/chartex" xmlns:cx5="http://schemas.microsoft.com/office/drawing/2016/5/11/chartex" xmlns:cx6="http://schemas.microsoft.com/office/drawing/2016/5/12/chartex" xmlns:cx7="http://schemas.microsoft.com/office/drawing/2016/5/13/chartex" xmlns:cx8="http://schemas.microsoft.com/office/drawing/2016/5/14/chartex" xmlns:mc="http://schemas.openxmlformats.org/markup-compatibility/2006" xmlns:aink="http://schemas.microsoft.com/office/drawing/2016/ink" xmlns:am3d="http://schemas.microsoft.com/office/drawing/2017/model3d" xmlns:o="urn:schemas-microsoft-com:office:office" xmlns:oel="http://schemas.microsoft.com/office/2019/extlst" xmlns:r="http://schemas.openxmlformats.org/officeDocument/2006/relationships" xmlns:m="http://schemas.openxmlformats.org/officeDocument/2006/math" xmlns:v="urn:schemas-microsoft-com:vml" xmlns:wp14="http://schemas.microsoft.com/office/word/2010/wordprocessingDrawing" xmlns:wp="http://schemas.openxmlformats.org/drawingml/2006/wordprocessingDrawing" xmlns:w10="urn:schemas-microsoft-com:office:word" xmlns:w="http://schemas.openxmlformats.org/wordprocessingml/2006/main" xmlns:w14="http://schemas.microsoft.com/office/word/2010/wordml" xmlns:w15="http://schemas.microsoft.com/office/word/2012/wordml" xmlns:w16cex="http://schemas.microsoft.com/office/word/2018/wordml/cex" xmlns:w16cid="http://schemas.microsoft.com/office/word/2016/wordml/cid" xmlns:w16="http://schemas.microsoft.com/office/word/2018/wordml" xmlns:w16sdtdh="http://schemas.microsoft.com/office/word/2020/wordml/sdtdatahash" xmlns:w16se="http://schemas.microsoft.com/office/word/2015/wordml/symex" xmlns:wpg="http://schemas.microsoft.com/office/word/2010/wordprocessingGroup" xmlns:wpi="http://schemas.microsoft.com/office/word/2010/wordprocessingInk" xmlns:wne="http://schemas.microsoft.com/office/word/2006/wordml" xmlns:wps="http://schemas.microsoft.com/office/word/2010/wordprocessingShape" mc:Ignorable="w14 w15 w16se w16cid w16 w16cex w16sdtdh wp14">
+  <w:p>
+    <w:pPr>
+      <w:pStyle w:val="a7"/>
+      <w:rPr>
+        <w:rFonts w:hint="eastAsia"/>
+      </w:rPr>
     </w:pPr>
   </w:p>
 </w:ftr>
 </file>
 
 <file path=word/footnotes.xml><?xml version="1.0" encoding="utf-8"?>
-<w:footnotes xmlns:wpc="http://schemas.microsoft.com/office/word/2010/wordprocessingCanvas" xmlns:cx="http://schemas.microsoft.com/office/drawing/2014/chartex" xmlns:mc="http://schemas.openxmlformats.org/markup-compatibility/2006" xmlns:o="urn:schemas-microsoft-com:office:office" xmlns:r="http://schemas.openxmlformats.org/officeDocument/2006/relationships" xmlns:m="http://schemas.openxmlformats.org/officeDocument/2006/math" xmlns:v="urn:schemas-microsoft-com:vml" xmlns:wp14="http://schemas.microsoft.com/office/word/2010/wordprocessingDrawing" xmlns:wp="http://schemas.openxmlformats.org/drawingml/2006/wordprocessingDrawing" xmlns:w10="urn:schemas-microsoft-com:office:word" xmlns:w="http://schemas.openxmlformats.org/wordprocessingml/2006/main" xmlns:w14="http://schemas.microsoft.com/office/word/2010/wordml" xmlns:w15="http://schemas.microsoft.com/office/word/2012/wordml" xmlns:w16se="http://schemas.microsoft.com/office/word/2015/wordml/symex" xmlns:wpg="http://schemas.microsoft.com/office/word/2010/wordprocessingGroup" xmlns:wpi="http://schemas.microsoft.com/office/word/2010/wordprocessingInk" xmlns:wne="http://schemas.microsoft.com/office/word/2006/wordml" xmlns:wps="http://schemas.microsoft.com/office/word/2010/wordprocessingShape" mc:Ignorable="w14 w15 w16se wp14">
+<w:footnotes xmlns:wpc="http://schemas.microsoft.com/office/word/2010/wordprocessingCanvas" xmlns:cx="http://schemas.microsoft.com/office/drawing/2014/chartex" xmlns:cx1="http://schemas.microsoft.com/office/drawing/2015/9/8/chartex" xmlns:cx2="http://schemas.microsoft.com/office/drawing/2015/10/21/chartex" xmlns:cx3="http://schemas.microsoft.com/office/drawing/2016/5/9/chartex" xmlns:cx4="http://schemas.microsoft.com/office/drawing/2016/5/10/chartex" xmlns:cx5="http://schemas.microsoft.com/office/drawing/2016/5/11/chartex" xmlns:cx6="http://schemas.microsoft.com/office/drawing/2016/5/12/chartex" xmlns:cx7="http://schemas.microsoft.com/office/drawing/2016/5/13/chartex" xmlns:cx8="http://schemas.microsoft.com/office/drawing/2016/5/14/chartex" xmlns:mc="http://schemas.openxmlformats.org/markup-compatibility/2006" xmlns:aink="http://schemas.microsoft.com/office/drawing/2016/ink" xmlns:am3d="http://schemas.microsoft.com/office/drawing/2017/model3d" xmlns:o="urn:schemas-microsoft-com:office:office" xmlns:oel="http://schemas.microsoft.com/office/2019/extlst" xmlns:r="http://schemas.openxmlformats.org/officeDocument/2006/relationships" xmlns:m="http://schemas.openxmlformats.org/officeDocument/2006/math" xmlns:v="urn:schemas-microsoft-com:vml" xmlns:wp14="http://schemas.microsoft.com/office/word/2010/wordprocessingDrawing" xmlns:wp="http://schemas.openxmlformats.org/drawingml/2006/wordprocessingDrawing" xmlns:w10="urn:schemas-microsoft-com:office:word" xmlns:w="http://schemas.openxmlformats.org/wordprocessingml/2006/main" xmlns:w14="http://schemas.microsoft.com/office/word/2010/wordml" xmlns:w15="http://schemas.microsoft.com/office/word/2012/wordml" xmlns:w16cex="http://schemas.microsoft.com/office/word/2018/wordml/cex" xmlns:w16cid="http://schemas.microsoft.com/office/word/2016/wordml/cid" xmlns:w16="http://schemas.microsoft.com/office/word/2018/wordml" xmlns:w16sdtdh="http://schemas.microsoft.com/office/word/2020/wordml/sdtdatahash" xmlns:w16se="http://schemas.microsoft.com/office/word/2015/wordml/symex" xmlns:wpg="http://schemas.microsoft.com/office/word/2010/wordprocessingGroup" xmlns:wpi="http://schemas.microsoft.com/office/word/2010/wordprocessingInk" xmlns:wne="http://schemas.microsoft.com/office/word/2006/wordml" xmlns:wps="http://schemas.microsoft.com/office/word/2010/wordprocessingShape" mc:Ignorable="w14 w15 w16se w16cid w16 w16cex w16sdtdh wp14">
   <w:footnote w:type="separator" w:id="-1">
     <w:p>
+      <w:pPr>
+        <w:rPr>
+          <w:rFonts w:hint="eastAsia"/>
+        </w:rPr>
+      </w:pPr>
       <w:r>
         <w:separator/>
       </w:r>
@@ -1620,6 +1579,11 @@
   </w:footnote>
   <w:footnote w:type="continuationSeparator" w:id="0">
     <w:p>
+      <w:pPr>
+        <w:rPr>
+          <w:rFonts w:hint="eastAsia"/>
+        </w:rPr>
+      </w:pPr>
       <w:r>
         <w:continuationSeparator/>
       </w:r>
@@ -1628,8 +1592,47 @@
 </w:footnotes>
 </file>
 
+<file path=word/header1.xml><?xml version="1.0" encoding="utf-8"?>
+<w:hdr xmlns:wpc="http://schemas.microsoft.com/office/word/2010/wordprocessingCanvas" xmlns:cx="http://schemas.microsoft.com/office/drawing/2014/chartex" xmlns:cx1="http://schemas.microsoft.com/office/drawing/2015/9/8/chartex" xmlns:cx2="http://schemas.microsoft.com/office/drawing/2015/10/21/chartex" xmlns:cx3="http://schemas.microsoft.com/office/drawing/2016/5/9/chartex" xmlns:cx4="http://schemas.microsoft.com/office/drawing/2016/5/10/chartex" xmlns:cx5="http://schemas.microsoft.com/office/drawing/2016/5/11/chartex" xmlns:cx6="http://schemas.microsoft.com/office/drawing/2016/5/12/chartex" xmlns:cx7="http://schemas.microsoft.com/office/drawing/2016/5/13/chartex" xmlns:cx8="http://schemas.microsoft.com/office/drawing/2016/5/14/chartex" xmlns:mc="http://schemas.openxmlformats.org/markup-compatibility/2006" xmlns:aink="http://schemas.microsoft.com/office/drawing/2016/ink" xmlns:am3d="http://schemas.microsoft.com/office/drawing/2017/model3d" xmlns:o="urn:schemas-microsoft-com:office:office" xmlns:oel="http://schemas.microsoft.com/office/2019/extlst" xmlns:r="http://schemas.openxmlformats.org/officeDocument/2006/relationships" xmlns:m="http://schemas.openxmlformats.org/officeDocument/2006/math" xmlns:v="urn:schemas-microsoft-com:vml" xmlns:wp14="http://schemas.microsoft.com/office/word/2010/wordprocessingDrawing" xmlns:wp="http://schemas.openxmlformats.org/drawingml/2006/wordprocessingDrawing" xmlns:w10="urn:schemas-microsoft-com:office:word" xmlns:w="http://schemas.openxmlformats.org/wordprocessingml/2006/main" xmlns:w14="http://schemas.microsoft.com/office/word/2010/wordml" xmlns:w15="http://schemas.microsoft.com/office/word/2012/wordml" xmlns:w16cex="http://schemas.microsoft.com/office/word/2018/wordml/cex" xmlns:w16cid="http://schemas.microsoft.com/office/word/2016/wordml/cid" xmlns:w16="http://schemas.microsoft.com/office/word/2018/wordml" xmlns:w16sdtdh="http://schemas.microsoft.com/office/word/2020/wordml/sdtdatahash" xmlns:w16se="http://schemas.microsoft.com/office/word/2015/wordml/symex" xmlns:wpg="http://schemas.microsoft.com/office/word/2010/wordprocessingGroup" xmlns:wpi="http://schemas.microsoft.com/office/word/2010/wordprocessingInk" xmlns:wne="http://schemas.microsoft.com/office/word/2006/wordml" xmlns:wps="http://schemas.microsoft.com/office/word/2010/wordprocessingShape" mc:Ignorable="w14 w15 w16se w16cid w16 w16cex w16sdtdh wp14">
+  <w:p>
+    <w:pPr>
+      <w:pStyle w:val="a9"/>
+      <w:rPr>
+        <w:rFonts w:hint="eastAsia"/>
+      </w:rPr>
+    </w:pPr>
+  </w:p>
+</w:hdr>
+</file>
+
+<file path=word/header2.xml><?xml version="1.0" encoding="utf-8"?>
+<w:hdr xmlns:wpc="http://schemas.microsoft.com/office/word/2010/wordprocessingCanvas" xmlns:cx="http://schemas.microsoft.com/office/drawing/2014/chartex" xmlns:cx1="http://schemas.microsoft.com/office/drawing/2015/9/8/chartex" xmlns:cx2="http://schemas.microsoft.com/office/drawing/2015/10/21/chartex" xmlns:cx3="http://schemas.microsoft.com/office/drawing/2016/5/9/chartex" xmlns:cx4="http://schemas.microsoft.com/office/drawing/2016/5/10/chartex" xmlns:cx5="http://schemas.microsoft.com/office/drawing/2016/5/11/chartex" xmlns:cx6="http://schemas.microsoft.com/office/drawing/2016/5/12/chartex" xmlns:cx7="http://schemas.microsoft.com/office/drawing/2016/5/13/chartex" xmlns:cx8="http://schemas.microsoft.com/office/drawing/2016/5/14/chartex" xmlns:mc="http://schemas.openxmlformats.org/markup-compatibility/2006" xmlns:aink="http://schemas.microsoft.com/office/drawing/2016/ink" xmlns:am3d="http://schemas.microsoft.com/office/drawing/2017/model3d" xmlns:o="urn:schemas-microsoft-com:office:office" xmlns:oel="http://schemas.microsoft.com/office/2019/extlst" xmlns:r="http://schemas.openxmlformats.org/officeDocument/2006/relationships" xmlns:m="http://schemas.openxmlformats.org/officeDocument/2006/math" xmlns:v="urn:schemas-microsoft-com:vml" xmlns:wp14="http://schemas.microsoft.com/office/word/2010/wordprocessingDrawing" xmlns:wp="http://schemas.openxmlformats.org/drawingml/2006/wordprocessingDrawing" xmlns:w10="urn:schemas-microsoft-com:office:word" xmlns:w="http://schemas.openxmlformats.org/wordprocessingml/2006/main" xmlns:w14="http://schemas.microsoft.com/office/word/2010/wordml" xmlns:w15="http://schemas.microsoft.com/office/word/2012/wordml" xmlns:w16cex="http://schemas.microsoft.com/office/word/2018/wordml/cex" xmlns:w16cid="http://schemas.microsoft.com/office/word/2016/wordml/cid" xmlns:w16="http://schemas.microsoft.com/office/word/2018/wordml" xmlns:w16sdtdh="http://schemas.microsoft.com/office/word/2020/wordml/sdtdatahash" xmlns:w16se="http://schemas.microsoft.com/office/word/2015/wordml/symex" xmlns:wpg="http://schemas.microsoft.com/office/word/2010/wordprocessingGroup" xmlns:wpi="http://schemas.microsoft.com/office/word/2010/wordprocessingInk" xmlns:wne="http://schemas.microsoft.com/office/word/2006/wordml" xmlns:wps="http://schemas.microsoft.com/office/word/2010/wordprocessingShape" mc:Ignorable="w14 w15 w16se w16cid w16 w16cex w16sdtdh wp14">
+  <w:p>
+    <w:pPr>
+      <w:pStyle w:val="a9"/>
+      <w:rPr>
+        <w:rFonts w:hint="eastAsia"/>
+      </w:rPr>
+    </w:pPr>
+  </w:p>
+</w:hdr>
+</file>
+
+<file path=word/header3.xml><?xml version="1.0" encoding="utf-8"?>
+<w:hdr xmlns:wpc="http://schemas.microsoft.com/office/word/2010/wordprocessingCanvas" xmlns:cx="http://schemas.microsoft.com/office/drawing/2014/chartex" xmlns:cx1="http://schemas.microsoft.com/office/drawing/2015/9/8/chartex" xmlns:cx2="http://schemas.microsoft.com/office/drawing/2015/10/21/chartex" xmlns:cx3="http://schemas.microsoft.com/office/drawing/2016/5/9/chartex" xmlns:cx4="http://schemas.microsoft.com/office/drawing/2016/5/10/chartex" xmlns:cx5="http://schemas.microsoft.com/office/drawing/2016/5/11/chartex" xmlns:cx6="http://schemas.microsoft.com/office/drawing/2016/5/12/chartex" xmlns:cx7="http://schemas.microsoft.com/office/drawing/2016/5/13/chartex" xmlns:cx8="http://schemas.microsoft.com/office/drawing/2016/5/14/chartex" xmlns:mc="http://schemas.openxmlformats.org/markup-compatibility/2006" xmlns:aink="http://schemas.microsoft.com/office/drawing/2016/ink" xmlns:am3d="http://schemas.microsoft.com/office/drawing/2017/model3d" xmlns:o="urn:schemas-microsoft-com:office:office" xmlns:oel="http://schemas.microsoft.com/office/2019/extlst" xmlns:r="http://schemas.openxmlformats.org/officeDocument/2006/relationships" xmlns:m="http://schemas.openxmlformats.org/officeDocument/2006/math" xmlns:v="urn:schemas-microsoft-com:vml" xmlns:wp14="http://schemas.microsoft.com/office/word/2010/wordprocessingDrawing" xmlns:wp="http://schemas.openxmlformats.org/drawingml/2006/wordprocessingDrawing" xmlns:w10="urn:schemas-microsoft-com:office:word" xmlns:w="http://schemas.openxmlformats.org/wordprocessingml/2006/main" xmlns:w14="http://schemas.microsoft.com/office/word/2010/wordml" xmlns:w15="http://schemas.microsoft.com/office/word/2012/wordml" xmlns:w16cex="http://schemas.microsoft.com/office/word/2018/wordml/cex" xmlns:w16cid="http://schemas.microsoft.com/office/word/2016/wordml/cid" xmlns:w16="http://schemas.microsoft.com/office/word/2018/wordml" xmlns:w16sdtdh="http://schemas.microsoft.com/office/word/2020/wordml/sdtdatahash" xmlns:w16se="http://schemas.microsoft.com/office/word/2015/wordml/symex" xmlns:wpg="http://schemas.microsoft.com/office/word/2010/wordprocessingGroup" xmlns:wpi="http://schemas.microsoft.com/office/word/2010/wordprocessingInk" xmlns:wne="http://schemas.microsoft.com/office/word/2006/wordml" xmlns:wps="http://schemas.microsoft.com/office/word/2010/wordprocessingShape" mc:Ignorable="w14 w15 w16se w16cid w16 w16cex w16sdtdh wp14">
+  <w:p>
+    <w:pPr>
+      <w:pStyle w:val="a9"/>
+      <w:rPr>
+        <w:rFonts w:hint="eastAsia"/>
+      </w:rPr>
+    </w:pPr>
+  </w:p>
+</w:hdr>
+</file>
+
 <file path=word/numbering.xml><?xml version="1.0" encoding="utf-8"?>
-<w:numbering xmlns:wpc="http://schemas.microsoft.com/office/word/2010/wordprocessingCanvas" xmlns:cx="http://schemas.microsoft.com/office/drawing/2014/chartex" xmlns:mc="http://schemas.openxmlformats.org/markup-compatibility/2006" xmlns:o="urn:schemas-microsoft-com:office:office" xmlns:r="http://schemas.openxmlformats.org/officeDocument/2006/relationships" xmlns:m="http://schemas.openxmlformats.org/officeDocument/2006/math" xmlns:v="urn:schemas-microsoft-com:vml" xmlns:wp14="http://schemas.microsoft.com/office/word/2010/wordprocessingDrawing" xmlns:wp="http://schemas.openxmlformats.org/drawingml/2006/wordprocessingDrawing" xmlns:w10="urn:schemas-microsoft-com:office:word" xmlns:w="http://schemas.openxmlformats.org/wordprocessingml/2006/main" xmlns:w14="http://schemas.microsoft.com/office/word/2010/wordml" xmlns:w15="http://schemas.microsoft.com/office/word/2012/wordml" xmlns:w16se="http://schemas.microsoft.com/office/word/2015/wordml/symex" xmlns:wpg="http://schemas.microsoft.com/office/word/2010/wordprocessingGroup" xmlns:wpi="http://schemas.microsoft.com/office/word/2010/wordprocessingInk" xmlns:wne="http://schemas.microsoft.com/office/word/2006/wordml" xmlns:wps="http://schemas.microsoft.com/office/word/2010/wordprocessingShape" mc:Ignorable="w14 w15 w16se wp14">
+<w:numbering xmlns:wpc="http://schemas.microsoft.com/office/word/2010/wordprocessingCanvas" xmlns:cx="http://schemas.microsoft.com/office/drawing/2014/chartex" xmlns:cx1="http://schemas.microsoft.com/office/drawing/2015/9/8/chartex" xmlns:cx2="http://schemas.microsoft.com/office/drawing/2015/10/21/chartex" xmlns:cx3="http://schemas.microsoft.com/office/drawing/2016/5/9/chartex" xmlns:cx4="http://schemas.microsoft.com/office/drawing/2016/5/10/chartex" xmlns:cx5="http://schemas.microsoft.com/office/drawing/2016/5/11/chartex" xmlns:cx6="http://schemas.microsoft.com/office/drawing/2016/5/12/chartex" xmlns:cx7="http://schemas.microsoft.com/office/drawing/2016/5/13/chartex" xmlns:cx8="http://schemas.microsoft.com/office/drawing/2016/5/14/chartex" xmlns:mc="http://schemas.openxmlformats.org/markup-compatibility/2006" xmlns:aink="http://schemas.microsoft.com/office/drawing/2016/ink" xmlns:am3d="http://schemas.microsoft.com/office/drawing/2017/model3d" xmlns:o="urn:schemas-microsoft-com:office:office" xmlns:oel="http://schemas.microsoft.com/office/2019/extlst" xmlns:r="http://schemas.openxmlformats.org/officeDocument/2006/relationships" xmlns:m="http://schemas.openxmlformats.org/officeDocument/2006/math" xmlns:v="urn:schemas-microsoft-com:vml" xmlns:wp14="http://schemas.microsoft.com/office/word/2010/wordprocessingDrawing" xmlns:wp="http://schemas.openxmlformats.org/drawingml/2006/wordprocessingDrawing" xmlns:w10="urn:schemas-microsoft-com:office:word" xmlns:w="http://schemas.openxmlformats.org/wordprocessingml/2006/main" xmlns:w14="http://schemas.microsoft.com/office/word/2010/wordml" xmlns:w15="http://schemas.microsoft.com/office/word/2012/wordml" xmlns:w16cex="http://schemas.microsoft.com/office/word/2018/wordml/cex" xmlns:w16cid="http://schemas.microsoft.com/office/word/2016/wordml/cid" xmlns:w16="http://schemas.microsoft.com/office/word/2018/wordml" xmlns:w16sdtdh="http://schemas.microsoft.com/office/word/2020/wordml/sdtdatahash" xmlns:w16se="http://schemas.microsoft.com/office/word/2015/wordml/symex" xmlns:wpg="http://schemas.microsoft.com/office/word/2010/wordprocessingGroup" xmlns:wpi="http://schemas.microsoft.com/office/word/2010/wordprocessingInk" xmlns:wne="http://schemas.microsoft.com/office/word/2006/wordml" xmlns:wps="http://schemas.microsoft.com/office/word/2010/wordprocessingShape" mc:Ignorable="w14 w15 w16se w16cid w16 w16cex w16sdtdh wp14">
   <w:abstractNum w:abstractNumId="0" w15:restartNumberingAfterBreak="0">
     <w:nsid w:val="6271CBF7"/>
     <w:multiLevelType w:val="singleLevel"/>
@@ -1645,14 +1648,14 @@
       </w:rPr>
     </w:lvl>
   </w:abstractNum>
-  <w:num w:numId="1">
+  <w:num w:numId="1" w16cid:durableId="2088964910">
     <w:abstractNumId w:val="0"/>
   </w:num>
 </w:numbering>
 </file>
 
 <file path=word/styles.xml><?xml version="1.0" encoding="utf-8"?>
-<w:styles xmlns:mc="http://schemas.openxmlformats.org/markup-compatibility/2006" xmlns:r="http://schemas.openxmlformats.org/officeDocument/2006/relationships" xmlns:w="http://schemas.openxmlformats.org/wordprocessingml/2006/main" xmlns:w14="http://schemas.microsoft.com/office/word/2010/wordml" xmlns:w15="http://schemas.microsoft.com/office/word/2012/wordml" xmlns:w16se="http://schemas.microsoft.com/office/word/2015/wordml/symex" mc:Ignorable="w14 w15 w16se">
+<w:styles xmlns:mc="http://schemas.openxmlformats.org/markup-compatibility/2006" xmlns:r="http://schemas.openxmlformats.org/officeDocument/2006/relationships" xmlns:w="http://schemas.openxmlformats.org/wordprocessingml/2006/main" xmlns:w14="http://schemas.microsoft.com/office/word/2010/wordml" xmlns:w15="http://schemas.microsoft.com/office/word/2012/wordml" xmlns:w16cex="http://schemas.microsoft.com/office/word/2018/wordml/cex" xmlns:w16cid="http://schemas.microsoft.com/office/word/2016/wordml/cid" xmlns:w16="http://schemas.microsoft.com/office/word/2018/wordml" xmlns:w16sdtdh="http://schemas.microsoft.com/office/word/2020/wordml/sdtdatahash" xmlns:w16se="http://schemas.microsoft.com/office/word/2015/wordml/symex" mc:Ignorable="w14 w15 w16se w16cid w16 w16cex w16sdtdh">
   <w:docDefaults>
     <w:rPrDefault>
       <w:rPr>
@@ -1662,7 +1665,7 @@
     </w:rPrDefault>
     <w:pPrDefault/>
   </w:docDefaults>
-  <w:latentStyles w:defLockedState="0" w:defUIPriority="99" w:defSemiHidden="0" w:defUnhideWhenUsed="0" w:defQFormat="0" w:count="371">
+  <w:latentStyles w:defLockedState="0" w:defUIPriority="99" w:defSemiHidden="0" w:defUnhideWhenUsed="0" w:defQFormat="0" w:count="376">
     <w:lsdException w:name="Normal" w:uiPriority="0" w:qFormat="1"/>
     <w:lsdException w:name="heading 1" w:uiPriority="9" w:qFormat="1"/>
     <w:lsdException w:name="heading 2" w:semiHidden="1" w:uiPriority="9" w:unhideWhenUsed="1" w:qFormat="1"/>
@@ -2031,6 +2034,11 @@
     <w:lsdException w:name="List Table 5 Dark Accent 6" w:uiPriority="50"/>
     <w:lsdException w:name="List Table 6 Colorful Accent 6" w:uiPriority="51"/>
     <w:lsdException w:name="List Table 7 Colorful Accent 6" w:uiPriority="52"/>
+    <w:lsdException w:name="Mention" w:semiHidden="1" w:unhideWhenUsed="1"/>
+    <w:lsdException w:name="Smart Hyperlink" w:semiHidden="1" w:unhideWhenUsed="1"/>
+    <w:lsdException w:name="Hashtag" w:semiHidden="1" w:unhideWhenUsed="1"/>
+    <w:lsdException w:name="Unresolved Mention" w:semiHidden="1" w:unhideWhenUsed="1"/>
+    <w:lsdException w:name="Smart Link" w:semiHidden="1" w:unhideWhenUsed="1"/>
   </w:latentStyles>
   <w:style w:type="paragraph" w:default="1" w:styleId="a">
     <w:name w:val="Normal"/>
